--- a/src/OpenXmlHtml.Tests/WordStyleComboTests.FullFeatureDocx.DotNet.verified.docx
+++ b/src/OpenXmlHtml.Tests/WordStyleComboTests.FullFeatureDocx.DotNet.verified.docx
@@ -142,6 +142,7 @@
           </w:p>
         </w:tc>
         <w:tc>
+          <w:tcPr/>
           <w:p>
             <w:r>
               <w:t xml:space="preserve">$12.3M</w:t>
@@ -168,6 +169,7 @@
           </w:p>
         </w:tc>
         <w:tc>
+          <w:tcPr/>
           <w:p>
             <w:r>
               <w:t xml:space="preserve">$14.1M</w:t>
@@ -194,6 +196,7 @@
           </w:p>
         </w:tc>
         <w:tc>
+          <w:tcPr/>
           <w:p>
             <w:r>
               <w:t xml:space="preserve">$13.8M</w:t>
@@ -220,6 +223,7 @@
           </w:p>
         </w:tc>
         <w:tc>
+          <w:tcPr/>
           <w:p>
             <w:r>
               <w:t xml:space="preserve">$16.2M</w:t>

--- a/src/OpenXmlHtml.Tests/WordStyleComboTests.FullFeatureDocx.DotNet.verified.docx
+++ b/src/OpenXmlHtml.Tests/WordStyleComboTests.FullFeatureDocx.DotNet.verified.docx
@@ -353,7 +353,7 @@
         <w:pStyle w:val="ListParagraph"/>
         <w:numPr>
           <w:ilvl w:val="1"/>
-          <w:numId w:val="5"/>
+          <w:numId w:val="6"/>
         </w:numPr>
       </w:pPr>
       <w:r>
@@ -365,7 +365,7 @@
         <w:pStyle w:val="ListParagraph"/>
         <w:numPr>
           <w:ilvl w:val="1"/>
-          <w:numId w:val="5"/>
+          <w:numId w:val="6"/>
         </w:numPr>
       </w:pPr>
       <w:r>
@@ -883,14 +883,98 @@
       </p2:pPr>
     </p2:lvl>
   </abstractNum>
+  <abstractNum xmlns:p2="http://schemas.openxmlformats.org/wordprocessingml/2006/main" p2:abstractNumId="2">
+    <p2:multiLevelType p2:val="hybridMultilevel"/>
+    <p2:lvl p2:ilvl="0">
+      <p2:start p2:val="1"/>
+      <p2:numFmt p2:val="decimal"/>
+      <p2:lvlText p2:val="%1."/>
+      <p2:lvlJc p2:val="left"/>
+      <p2:pPr>
+        <p2:ind p2:left="720" p2:hanging="360"/>
+      </p2:pPr>
+    </p2:lvl>
+    <p2:lvl p2:ilvl="1">
+      <p2:start p2:val="1"/>
+      <p2:numFmt p2:val="decimal"/>
+      <p2:lvlText p2:val="%2."/>
+      <p2:lvlJc p2:val="left"/>
+      <p2:pPr>
+        <p2:ind p2:left="1440" p2:hanging="360"/>
+      </p2:pPr>
+    </p2:lvl>
+    <p2:lvl p2:ilvl="2">
+      <p2:start p2:val="1"/>
+      <p2:numFmt p2:val="decimal"/>
+      <p2:lvlText p2:val="%3."/>
+      <p2:lvlJc p2:val="left"/>
+      <p2:pPr>
+        <p2:ind p2:left="2160" p2:hanging="360"/>
+      </p2:pPr>
+    </p2:lvl>
+    <p2:lvl p2:ilvl="3">
+      <p2:start p2:val="1"/>
+      <p2:numFmt p2:val="decimal"/>
+      <p2:lvlText p2:val="%4."/>
+      <p2:lvlJc p2:val="left"/>
+      <p2:pPr>
+        <p2:ind p2:left="2880" p2:hanging="360"/>
+      </p2:pPr>
+    </p2:lvl>
+    <p2:lvl p2:ilvl="4">
+      <p2:start p2:val="1"/>
+      <p2:numFmt p2:val="decimal"/>
+      <p2:lvlText p2:val="%5."/>
+      <p2:lvlJc p2:val="left"/>
+      <p2:pPr>
+        <p2:ind p2:left="3600" p2:hanging="360"/>
+      </p2:pPr>
+    </p2:lvl>
+    <p2:lvl p2:ilvl="5">
+      <p2:start p2:val="1"/>
+      <p2:numFmt p2:val="decimal"/>
+      <p2:lvlText p2:val="%6."/>
+      <p2:lvlJc p2:val="left"/>
+      <p2:pPr>
+        <p2:ind p2:left="4320" p2:hanging="360"/>
+      </p2:pPr>
+    </p2:lvl>
+    <p2:lvl p2:ilvl="6">
+      <p2:start p2:val="1"/>
+      <p2:numFmt p2:val="decimal"/>
+      <p2:lvlText p2:val="%7."/>
+      <p2:lvlJc p2:val="left"/>
+      <p2:pPr>
+        <p2:ind p2:left="5040" p2:hanging="360"/>
+      </p2:pPr>
+    </p2:lvl>
+    <p2:lvl p2:ilvl="7">
+      <p2:start p2:val="1"/>
+      <p2:numFmt p2:val="decimal"/>
+      <p2:lvlText p2:val="%8."/>
+      <p2:lvlJc p2:val="left"/>
+      <p2:pPr>
+        <p2:ind p2:left="5760" p2:hanging="360"/>
+      </p2:pPr>
+    </p2:lvl>
+    <p2:lvl p2:ilvl="8">
+      <p2:start p2:val="1"/>
+      <p2:numFmt p2:val="decimal"/>
+      <p2:lvlText p2:val="%9."/>
+      <p2:lvlJc p2:val="left"/>
+      <p2:pPr>
+        <p2:ind p2:left="6480" p2:hanging="360"/>
+      </p2:pPr>
+    </p2:lvl>
+  </abstractNum>
   <num xmlns:p2="http://schemas.openxmlformats.org/wordprocessingml/2006/main" p2:numId="2">
     <p2:abstractNumId p2:val="1"/>
   </num>
   <num xmlns:p2="http://schemas.openxmlformats.org/wordprocessingml/2006/main" p2:numId="4">
     <p2:abstractNumId p2:val="0"/>
   </num>
-  <num xmlns:p2="http://schemas.openxmlformats.org/wordprocessingml/2006/main" p2:numId="5">
-    <p2:abstractNumId p2:val="1"/>
+  <num xmlns:p2="http://schemas.openxmlformats.org/wordprocessingml/2006/main" p2:numId="6">
+    <p2:abstractNumId p2:val="2"/>
   </num>
 </numbering>
 </file>

--- a/src/OpenXmlHtml.Tests/WordStyleComboTests.FullFeatureDocx.DotNet.verified.docx
+++ b/src/OpenXmlHtml.Tests/WordStyleComboTests.FullFeatureDocx.DotNet.verified.docx
@@ -478,16 +478,15 @@
       <w:r>
         <w:t xml:space="preserve">Contact </w:t>
       </w:r>
-      <w:r>
-        <w:rPr>
-          <w:u w:val="single"/>
-          <w:color w:val="0563C1"/>
-        </w:rPr>
-        <w:t xml:space="preserve">eng@example.com</w:t>
-      </w:r>
-      <w:r>
-        <w:t xml:space="preserve"> (mailto:eng@example.com)</w:t>
-      </w:r>
+      <w:hyperlink xmlns:r="http://schemas.openxmlformats.org/officeDocument/2006/relationships" r:id="DeterministicId2">
+        <w:r>
+          <w:rPr>
+            <w:u w:val="single"/>
+            <w:color w:val="0563C1"/>
+          </w:rPr>
+          <w:t xml:space="preserve">eng@example.com</w:t>
+        </w:r>
+      </w:hyperlink>
     </w:p>
     <w:p>
       <w:r>
@@ -501,16 +500,15 @@
       <w:r>
         <w:t xml:space="preserve">Contact </w:t>
       </w:r>
-      <w:r>
-        <w:rPr>
-          <w:u w:val="single"/>
-          <w:color w:val="0563C1"/>
-        </w:rPr>
-        <w:t xml:space="preserve">sales@example.com</w:t>
-      </w:r>
-      <w:r>
-        <w:t xml:space="preserve"> (mailto:sales@example.com)</w:t>
-      </w:r>
+      <w:hyperlink xmlns:r="http://schemas.openxmlformats.org/officeDocument/2006/relationships" r:id="DeterministicId3">
+        <w:r>
+          <w:rPr>
+            <w:u w:val="single"/>
+            <w:color w:val="0563C1"/>
+          </w:rPr>
+          <w:t xml:space="preserve">sales@example.com</w:t>
+        </w:r>
+      </w:hyperlink>
     </w:p>
     <w:p>
       <w:r>

--- a/src/OpenXmlHtml.Tests/WordStyleComboTests.FullFeatureDocx.DotNet.verified.docx
+++ b/src/OpenXmlHtml.Tests/WordStyleComboTests.FullFeatureDocx.DotNet.verified.docx
@@ -5,6 +5,8 @@
     <w:p>
       <w:pPr>
         <w:pStyle w:val="Heading1"/>
+        <w:spacing w:after="480"/>
+        <w:jc w:val="center"/>
       </w:pPr>
       <w:r>
         <w:rPr>
@@ -25,6 +27,10 @@
       </w:r>
     </w:p>
     <w:p>
+      <w:pPr>
+        <w:spacing w:after="240" w:line="360" w:lineRule="auto"/>
+        <w:ind w:firstLine="720"/>
+      </w:pPr>
       <w:r>
         <w:t xml:space="preserve"> This report covers the </w:t>
       </w:r>
@@ -404,6 +410,7 @@
     <w:p>
       <w:pPr>
         <w:pStyle w:val="Heading3"/>
+        <w:spacing w:before="480"/>
       </w:pPr>
       <w:r>
         <w:rPr>
@@ -516,6 +523,9 @@
       </w:r>
     </w:p>
     <w:p>
+      <w:pPr>
+        <w:jc w:val="center"/>
+      </w:pPr>
       <w:r>
         <w:t xml:space="preserve"> </w:t>
       </w:r>
@@ -551,6 +561,10 @@
       </w:pPr>
     </w:p>
     <w:p>
+      <w:pPr>
+        <w:spacing w:before="1440"/>
+        <w:jc w:val="center"/>
+      </w:pPr>
       <w:r>
         <w:t xml:space="preserve"> </w:t>
       </w:r>

--- a/src/OpenXmlHtml.Tests/WordStyleComboTests.FullFeatureDocx.DotNet.verified.docx
+++ b/src/OpenXmlHtml.Tests/WordStyleComboTests.FullFeatureDocx.DotNet.verified.docx
@@ -266,6 +266,7 @@
           <w:ilvl w:val="0"/>
           <w:numId w:val="2"/>
         </w:numPr>
+        <w:contextualSpacing/>
       </w:pPr>
       <w:r>
         <w:rPr>
@@ -284,6 +285,7 @@
           <w:ilvl w:val="1"/>
           <w:numId w:val="4"/>
         </w:numPr>
+        <w:contextualSpacing/>
       </w:pPr>
       <w:r>
         <w:t xml:space="preserve">Target: </w:t>
@@ -305,6 +307,7 @@
           <w:ilvl w:val="1"/>
           <w:numId w:val="4"/>
         </w:numPr>
+        <w:contextualSpacing/>
       </w:pPr>
       <w:r>
         <w:t xml:space="preserve">Investment: </w:t>
@@ -331,6 +334,7 @@
           <w:ilvl w:val="0"/>
           <w:numId w:val="2"/>
         </w:numPr>
+        <w:contextualSpacing/>
       </w:pPr>
       <w:r>
         <w:rPr>
@@ -361,6 +365,7 @@
           <w:ilvl w:val="1"/>
           <w:numId w:val="6"/>
         </w:numPr>
+        <w:contextualSpacing/>
       </w:pPr>
       <w:r>
         <w:t xml:space="preserve">Natural language processing</w:t>
@@ -373,6 +378,7 @@
           <w:ilvl w:val="1"/>
           <w:numId w:val="6"/>
         </w:numPr>
+        <w:contextualSpacing/>
       </w:pPr>
       <w:r>
         <w:t xml:space="preserve">Predictive analytics</w:t>
@@ -390,6 +396,7 @@
           <w:ilvl w:val="0"/>
           <w:numId w:val="2"/>
         </w:numPr>
+        <w:contextualSpacing/>
       </w:pPr>
       <w:r>
         <w:rPr>
@@ -705,7 +712,7 @@
     <p2:lvl p2:ilvl="0">
       <p2:start p2:val="1"/>
       <p2:numFmt p2:val="bullet"/>
-      <p2:lvlText p2:val="●"/>
+      <p2:lvlText p2:val=""/>
       <p2:lvlJc p2:val="left"/>
       <p2:pPr>
         <p2:ind p2:left="720" p2:hanging="360"/>
@@ -717,97 +724,97 @@
     <p2:lvl p2:ilvl="1">
       <p2:start p2:val="1"/>
       <p2:numFmt p2:val="bullet"/>
-      <p2:lvlText p2:val="○"/>
+      <p2:lvlText p2:val="o"/>
       <p2:lvlJc p2:val="left"/>
       <p2:pPr>
         <p2:ind p2:left="1440" p2:hanging="360"/>
+      </p2:pPr>
+      <p2:rPr>
+        <p2:rFonts p2:ascii="Courier New" p2:hAnsi="Courier New"/>
+      </p2:rPr>
+    </p2:lvl>
+    <p2:lvl p2:ilvl="2">
+      <p2:start p2:val="1"/>
+      <p2:numFmt p2:val="bullet"/>
+      <p2:lvlText p2:val=""/>
+      <p2:lvlJc p2:val="left"/>
+      <p2:pPr>
+        <p2:ind p2:left="2160" p2:hanging="360"/>
+      </p2:pPr>
+      <p2:rPr>
+        <p2:rFonts p2:ascii="Wingdings" p2:hAnsi="Wingdings"/>
+      </p2:rPr>
+    </p2:lvl>
+    <p2:lvl p2:ilvl="3">
+      <p2:start p2:val="1"/>
+      <p2:numFmt p2:val="bullet"/>
+      <p2:lvlText p2:val=""/>
+      <p2:lvlJc p2:val="left"/>
+      <p2:pPr>
+        <p2:ind p2:left="2880" p2:hanging="360"/>
       </p2:pPr>
       <p2:rPr>
         <p2:rFonts p2:ascii="Symbol" p2:hAnsi="Symbol"/>
       </p2:rPr>
     </p2:lvl>
-    <p2:lvl p2:ilvl="2">
+    <p2:lvl p2:ilvl="4">
       <p2:start p2:val="1"/>
       <p2:numFmt p2:val="bullet"/>
-      <p2:lvlText p2:val="■"/>
-      <p2:lvlJc p2:val="left"/>
-      <p2:pPr>
-        <p2:ind p2:left="2160" p2:hanging="360"/>
+      <p2:lvlText p2:val="o"/>
+      <p2:lvlJc p2:val="left"/>
+      <p2:pPr>
+        <p2:ind p2:left="3600" p2:hanging="360"/>
+      </p2:pPr>
+      <p2:rPr>
+        <p2:rFonts p2:ascii="Courier New" p2:hAnsi="Courier New"/>
+      </p2:rPr>
+    </p2:lvl>
+    <p2:lvl p2:ilvl="5">
+      <p2:start p2:val="1"/>
+      <p2:numFmt p2:val="bullet"/>
+      <p2:lvlText p2:val=""/>
+      <p2:lvlJc p2:val="left"/>
+      <p2:pPr>
+        <p2:ind p2:left="4320" p2:hanging="360"/>
+      </p2:pPr>
+      <p2:rPr>
+        <p2:rFonts p2:ascii="Wingdings" p2:hAnsi="Wingdings"/>
+      </p2:rPr>
+    </p2:lvl>
+    <p2:lvl p2:ilvl="6">
+      <p2:start p2:val="1"/>
+      <p2:numFmt p2:val="bullet"/>
+      <p2:lvlText p2:val=""/>
+      <p2:lvlJc p2:val="left"/>
+      <p2:pPr>
+        <p2:ind p2:left="5040" p2:hanging="360"/>
       </p2:pPr>
       <p2:rPr>
         <p2:rFonts p2:ascii="Symbol" p2:hAnsi="Symbol"/>
       </p2:rPr>
     </p2:lvl>
-    <p2:lvl p2:ilvl="3">
+    <p2:lvl p2:ilvl="7">
       <p2:start p2:val="1"/>
       <p2:numFmt p2:val="bullet"/>
-      <p2:lvlText p2:val="●"/>
-      <p2:lvlJc p2:val="left"/>
-      <p2:pPr>
-        <p2:ind p2:left="2880" p2:hanging="360"/>
+      <p2:lvlText p2:val="o"/>
+      <p2:lvlJc p2:val="left"/>
+      <p2:pPr>
+        <p2:ind p2:left="5760" p2:hanging="360"/>
       </p2:pPr>
       <p2:rPr>
-        <p2:rFonts p2:ascii="Symbol" p2:hAnsi="Symbol"/>
+        <p2:rFonts p2:ascii="Courier New" p2:hAnsi="Courier New"/>
       </p2:rPr>
     </p2:lvl>
-    <p2:lvl p2:ilvl="4">
+    <p2:lvl p2:ilvl="8">
       <p2:start p2:val="1"/>
       <p2:numFmt p2:val="bullet"/>
-      <p2:lvlText p2:val="○"/>
-      <p2:lvlJc p2:val="left"/>
-      <p2:pPr>
-        <p2:ind p2:left="3600" p2:hanging="360"/>
+      <p2:lvlText p2:val=""/>
+      <p2:lvlJc p2:val="left"/>
+      <p2:pPr>
+        <p2:ind p2:left="6480" p2:hanging="360"/>
       </p2:pPr>
       <p2:rPr>
-        <p2:rFonts p2:ascii="Symbol" p2:hAnsi="Symbol"/>
-      </p2:rPr>
-    </p2:lvl>
-    <p2:lvl p2:ilvl="5">
-      <p2:start p2:val="1"/>
-      <p2:numFmt p2:val="bullet"/>
-      <p2:lvlText p2:val="■"/>
-      <p2:lvlJc p2:val="left"/>
-      <p2:pPr>
-        <p2:ind p2:left="4320" p2:hanging="360"/>
-      </p2:pPr>
-      <p2:rPr>
-        <p2:rFonts p2:ascii="Symbol" p2:hAnsi="Symbol"/>
-      </p2:rPr>
-    </p2:lvl>
-    <p2:lvl p2:ilvl="6">
-      <p2:start p2:val="1"/>
-      <p2:numFmt p2:val="bullet"/>
-      <p2:lvlText p2:val="●"/>
-      <p2:lvlJc p2:val="left"/>
-      <p2:pPr>
-        <p2:ind p2:left="5040" p2:hanging="360"/>
-      </p2:pPr>
-      <p2:rPr>
-        <p2:rFonts p2:ascii="Symbol" p2:hAnsi="Symbol"/>
-      </p2:rPr>
-    </p2:lvl>
-    <p2:lvl p2:ilvl="7">
-      <p2:start p2:val="1"/>
-      <p2:numFmt p2:val="bullet"/>
-      <p2:lvlText p2:val="○"/>
-      <p2:lvlJc p2:val="left"/>
-      <p2:pPr>
-        <p2:ind p2:left="5760" p2:hanging="360"/>
-      </p2:pPr>
-      <p2:rPr>
-        <p2:rFonts p2:ascii="Symbol" p2:hAnsi="Symbol"/>
-      </p2:rPr>
-    </p2:lvl>
-    <p2:lvl p2:ilvl="8">
-      <p2:start p2:val="1"/>
-      <p2:numFmt p2:val="bullet"/>
-      <p2:lvlText p2:val="■"/>
-      <p2:lvlJc p2:val="left"/>
-      <p2:pPr>
-        <p2:ind p2:left="6480" p2:hanging="360"/>
-      </p2:pPr>
-      <p2:rPr>
-        <p2:rFonts p2:ascii="Symbol" p2:hAnsi="Symbol"/>
+        <p2:rFonts p2:ascii="Wingdings" p2:hAnsi="Wingdings"/>
       </p2:rPr>
     </p2:lvl>
   </abstractNum>

--- a/src/OpenXmlHtml.Tests/WordStyleComboTests.FullFeatureDocx.DotNet.verified.docx
+++ b/src/OpenXmlHtml.Tests/WordStyleComboTests.FullFeatureDocx.DotNet.verified.docx
@@ -715,7 +715,7 @@
       <p2:lvlText p2:val=""/>
       <p2:lvlJc p2:val="left"/>
       <p2:pPr>
-        <p2:ind p2:left="720" p2:hanging="360"/>
+        <p2:ind p2:left="240" p2:hanging="180"/>
       </p2:pPr>
       <p2:rPr>
         <p2:rFonts p2:ascii="Symbol" p2:hAnsi="Symbol"/>
@@ -727,7 +727,7 @@
       <p2:lvlText p2:val="o"/>
       <p2:lvlJc p2:val="left"/>
       <p2:pPr>
-        <p2:ind p2:left="1440" p2:hanging="360"/>
+        <p2:ind p2:left="480" p2:hanging="180"/>
       </p2:pPr>
       <p2:rPr>
         <p2:rFonts p2:ascii="Courier New" p2:hAnsi="Courier New"/>
@@ -739,7 +739,7 @@
       <p2:lvlText p2:val=""/>
       <p2:lvlJc p2:val="left"/>
       <p2:pPr>
-        <p2:ind p2:left="2160" p2:hanging="360"/>
+        <p2:ind p2:left="720" p2:hanging="180"/>
       </p2:pPr>
       <p2:rPr>
         <p2:rFonts p2:ascii="Wingdings" p2:hAnsi="Wingdings"/>
@@ -751,7 +751,7 @@
       <p2:lvlText p2:val=""/>
       <p2:lvlJc p2:val="left"/>
       <p2:pPr>
-        <p2:ind p2:left="2880" p2:hanging="360"/>
+        <p2:ind p2:left="960" p2:hanging="180"/>
       </p2:pPr>
       <p2:rPr>
         <p2:rFonts p2:ascii="Symbol" p2:hAnsi="Symbol"/>
@@ -763,7 +763,7 @@
       <p2:lvlText p2:val="o"/>
       <p2:lvlJc p2:val="left"/>
       <p2:pPr>
-        <p2:ind p2:left="3600" p2:hanging="360"/>
+        <p2:ind p2:left="1200" p2:hanging="180"/>
       </p2:pPr>
       <p2:rPr>
         <p2:rFonts p2:ascii="Courier New" p2:hAnsi="Courier New"/>
@@ -775,7 +775,7 @@
       <p2:lvlText p2:val=""/>
       <p2:lvlJc p2:val="left"/>
       <p2:pPr>
-        <p2:ind p2:left="4320" p2:hanging="360"/>
+        <p2:ind p2:left="1440" p2:hanging="180"/>
       </p2:pPr>
       <p2:rPr>
         <p2:rFonts p2:ascii="Wingdings" p2:hAnsi="Wingdings"/>
@@ -787,7 +787,7 @@
       <p2:lvlText p2:val=""/>
       <p2:lvlJc p2:val="left"/>
       <p2:pPr>
-        <p2:ind p2:left="5040" p2:hanging="360"/>
+        <p2:ind p2:left="1680" p2:hanging="180"/>
       </p2:pPr>
       <p2:rPr>
         <p2:rFonts p2:ascii="Symbol" p2:hAnsi="Symbol"/>
@@ -799,7 +799,7 @@
       <p2:lvlText p2:val="o"/>
       <p2:lvlJc p2:val="left"/>
       <p2:pPr>
-        <p2:ind p2:left="5760" p2:hanging="360"/>
+        <p2:ind p2:left="1920" p2:hanging="180"/>
       </p2:pPr>
       <p2:rPr>
         <p2:rFonts p2:ascii="Courier New" p2:hAnsi="Courier New"/>
@@ -811,7 +811,7 @@
       <p2:lvlText p2:val=""/>
       <p2:lvlJc p2:val="left"/>
       <p2:pPr>
-        <p2:ind p2:left="6480" p2:hanging="360"/>
+        <p2:ind p2:left="2160" p2:hanging="180"/>
       </p2:pPr>
       <p2:rPr>
         <p2:rFonts p2:ascii="Wingdings" p2:hAnsi="Wingdings"/>
@@ -826,7 +826,7 @@
       <p2:lvlText p2:val="%1."/>
       <p2:lvlJc p2:val="left"/>
       <p2:pPr>
-        <p2:ind p2:left="720" p2:hanging="360"/>
+        <p2:ind p2:left="240" p2:hanging="180"/>
       </p2:pPr>
     </p2:lvl>
     <p2:lvl p2:ilvl="1">
@@ -835,7 +835,7 @@
       <p2:lvlText p2:val="%2."/>
       <p2:lvlJc p2:val="left"/>
       <p2:pPr>
-        <p2:ind p2:left="1440" p2:hanging="360"/>
+        <p2:ind p2:left="480" p2:hanging="180"/>
       </p2:pPr>
     </p2:lvl>
     <p2:lvl p2:ilvl="2">
@@ -844,7 +844,7 @@
       <p2:lvlText p2:val="%3."/>
       <p2:lvlJc p2:val="left"/>
       <p2:pPr>
-        <p2:ind p2:left="2160" p2:hanging="360"/>
+        <p2:ind p2:left="720" p2:hanging="180"/>
       </p2:pPr>
     </p2:lvl>
     <p2:lvl p2:ilvl="3">
@@ -853,7 +853,7 @@
       <p2:lvlText p2:val="%4."/>
       <p2:lvlJc p2:val="left"/>
       <p2:pPr>
-        <p2:ind p2:left="2880" p2:hanging="360"/>
+        <p2:ind p2:left="960" p2:hanging="180"/>
       </p2:pPr>
     </p2:lvl>
     <p2:lvl p2:ilvl="4">
@@ -862,7 +862,7 @@
       <p2:lvlText p2:val="%5."/>
       <p2:lvlJc p2:val="left"/>
       <p2:pPr>
-        <p2:ind p2:left="3600" p2:hanging="360"/>
+        <p2:ind p2:left="1200" p2:hanging="180"/>
       </p2:pPr>
     </p2:lvl>
     <p2:lvl p2:ilvl="5">
@@ -871,7 +871,7 @@
       <p2:lvlText p2:val="%6."/>
       <p2:lvlJc p2:val="left"/>
       <p2:pPr>
-        <p2:ind p2:left="4320" p2:hanging="360"/>
+        <p2:ind p2:left="1440" p2:hanging="180"/>
       </p2:pPr>
     </p2:lvl>
     <p2:lvl p2:ilvl="6">
@@ -880,7 +880,7 @@
       <p2:lvlText p2:val="%7."/>
       <p2:lvlJc p2:val="left"/>
       <p2:pPr>
-        <p2:ind p2:left="5040" p2:hanging="360"/>
+        <p2:ind p2:left="1680" p2:hanging="180"/>
       </p2:pPr>
     </p2:lvl>
     <p2:lvl p2:ilvl="7">
@@ -889,7 +889,7 @@
       <p2:lvlText p2:val="%8."/>
       <p2:lvlJc p2:val="left"/>
       <p2:pPr>
-        <p2:ind p2:left="5760" p2:hanging="360"/>
+        <p2:ind p2:left="1920" p2:hanging="180"/>
       </p2:pPr>
     </p2:lvl>
     <p2:lvl p2:ilvl="8">
@@ -898,7 +898,7 @@
       <p2:lvlText p2:val="%9."/>
       <p2:lvlJc p2:val="left"/>
       <p2:pPr>
-        <p2:ind p2:left="6480" p2:hanging="360"/>
+        <p2:ind p2:left="2160" p2:hanging="180"/>
       </p2:pPr>
     </p2:lvl>
   </abstractNum>
@@ -910,7 +910,7 @@
       <p2:lvlText p2:val="%1."/>
       <p2:lvlJc p2:val="left"/>
       <p2:pPr>
-        <p2:ind p2:left="720" p2:hanging="360"/>
+        <p2:ind p2:left="240" p2:hanging="180"/>
       </p2:pPr>
     </p2:lvl>
     <p2:lvl p2:ilvl="1">
@@ -919,7 +919,7 @@
       <p2:lvlText p2:val="%2."/>
       <p2:lvlJc p2:val="left"/>
       <p2:pPr>
-        <p2:ind p2:left="1440" p2:hanging="360"/>
+        <p2:ind p2:left="480" p2:hanging="180"/>
       </p2:pPr>
     </p2:lvl>
     <p2:lvl p2:ilvl="2">
@@ -928,7 +928,7 @@
       <p2:lvlText p2:val="%3."/>
       <p2:lvlJc p2:val="left"/>
       <p2:pPr>
-        <p2:ind p2:left="2160" p2:hanging="360"/>
+        <p2:ind p2:left="720" p2:hanging="180"/>
       </p2:pPr>
     </p2:lvl>
     <p2:lvl p2:ilvl="3">
@@ -937,7 +937,7 @@
       <p2:lvlText p2:val="%4."/>
       <p2:lvlJc p2:val="left"/>
       <p2:pPr>
-        <p2:ind p2:left="2880" p2:hanging="360"/>
+        <p2:ind p2:left="960" p2:hanging="180"/>
       </p2:pPr>
     </p2:lvl>
     <p2:lvl p2:ilvl="4">
@@ -946,7 +946,7 @@
       <p2:lvlText p2:val="%5."/>
       <p2:lvlJc p2:val="left"/>
       <p2:pPr>
-        <p2:ind p2:left="3600" p2:hanging="360"/>
+        <p2:ind p2:left="1200" p2:hanging="180"/>
       </p2:pPr>
     </p2:lvl>
     <p2:lvl p2:ilvl="5">
@@ -955,7 +955,7 @@
       <p2:lvlText p2:val="%6."/>
       <p2:lvlJc p2:val="left"/>
       <p2:pPr>
-        <p2:ind p2:left="4320" p2:hanging="360"/>
+        <p2:ind p2:left="1440" p2:hanging="180"/>
       </p2:pPr>
     </p2:lvl>
     <p2:lvl p2:ilvl="6">
@@ -964,7 +964,7 @@
       <p2:lvlText p2:val="%7."/>
       <p2:lvlJc p2:val="left"/>
       <p2:pPr>
-        <p2:ind p2:left="5040" p2:hanging="360"/>
+        <p2:ind p2:left="1680" p2:hanging="180"/>
       </p2:pPr>
     </p2:lvl>
     <p2:lvl p2:ilvl="7">
@@ -973,7 +973,7 @@
       <p2:lvlText p2:val="%8."/>
       <p2:lvlJc p2:val="left"/>
       <p2:pPr>
-        <p2:ind p2:left="5760" p2:hanging="360"/>
+        <p2:ind p2:left="1920" p2:hanging="180"/>
       </p2:pPr>
     </p2:lvl>
     <p2:lvl p2:ilvl="8">
@@ -982,7 +982,7 @@
       <p2:lvlText p2:val="%9."/>
       <p2:lvlJc p2:val="left"/>
       <p2:pPr>
-        <p2:ind p2:left="6480" p2:hanging="360"/>
+        <p2:ind p2:left="2160" p2:hanging="180"/>
       </p2:pPr>
     </p2:lvl>
   </abstractNum>

--- a/src/OpenXmlHtml.Tests/WordStyleComboTests.FullFeatureDocx.DotNet.verified.docx
+++ b/src/OpenXmlHtml.Tests/WordStyleComboTests.FullFeatureDocx.DotNet.verified.docx
@@ -715,7 +715,7 @@
       <p2:lvlText p2:val=""/>
       <p2:lvlJc p2:val="left"/>
       <p2:pPr>
-        <p2:ind p2:left="240" p2:hanging="180"/>
+        <p2:ind p2:left="480" p2:hanging="240"/>
       </p2:pPr>
       <p2:rPr>
         <p2:rFonts p2:ascii="Symbol" p2:hAnsi="Symbol"/>
@@ -727,7 +727,7 @@
       <p2:lvlText p2:val="o"/>
       <p2:lvlJc p2:val="left"/>
       <p2:pPr>
-        <p2:ind p2:left="480" p2:hanging="180"/>
+        <p2:ind p2:left="960" p2:hanging="240"/>
       </p2:pPr>
       <p2:rPr>
         <p2:rFonts p2:ascii="Courier New" p2:hAnsi="Courier New"/>
@@ -739,7 +739,7 @@
       <p2:lvlText p2:val=""/>
       <p2:lvlJc p2:val="left"/>
       <p2:pPr>
-        <p2:ind p2:left="720" p2:hanging="180"/>
+        <p2:ind p2:left="1440" p2:hanging="240"/>
       </p2:pPr>
       <p2:rPr>
         <p2:rFonts p2:ascii="Wingdings" p2:hAnsi="Wingdings"/>
@@ -751,7 +751,7 @@
       <p2:lvlText p2:val=""/>
       <p2:lvlJc p2:val="left"/>
       <p2:pPr>
-        <p2:ind p2:left="960" p2:hanging="180"/>
+        <p2:ind p2:left="1920" p2:hanging="240"/>
       </p2:pPr>
       <p2:rPr>
         <p2:rFonts p2:ascii="Symbol" p2:hAnsi="Symbol"/>
@@ -763,7 +763,7 @@
       <p2:lvlText p2:val="o"/>
       <p2:lvlJc p2:val="left"/>
       <p2:pPr>
-        <p2:ind p2:left="1200" p2:hanging="180"/>
+        <p2:ind p2:left="2400" p2:hanging="240"/>
       </p2:pPr>
       <p2:rPr>
         <p2:rFonts p2:ascii="Courier New" p2:hAnsi="Courier New"/>
@@ -775,7 +775,7 @@
       <p2:lvlText p2:val=""/>
       <p2:lvlJc p2:val="left"/>
       <p2:pPr>
-        <p2:ind p2:left="1440" p2:hanging="180"/>
+        <p2:ind p2:left="2880" p2:hanging="240"/>
       </p2:pPr>
       <p2:rPr>
         <p2:rFonts p2:ascii="Wingdings" p2:hAnsi="Wingdings"/>
@@ -787,7 +787,7 @@
       <p2:lvlText p2:val=""/>
       <p2:lvlJc p2:val="left"/>
       <p2:pPr>
-        <p2:ind p2:left="1680" p2:hanging="180"/>
+        <p2:ind p2:left="3360" p2:hanging="240"/>
       </p2:pPr>
       <p2:rPr>
         <p2:rFonts p2:ascii="Symbol" p2:hAnsi="Symbol"/>
@@ -799,7 +799,7 @@
       <p2:lvlText p2:val="o"/>
       <p2:lvlJc p2:val="left"/>
       <p2:pPr>
-        <p2:ind p2:left="1920" p2:hanging="180"/>
+        <p2:ind p2:left="3840" p2:hanging="240"/>
       </p2:pPr>
       <p2:rPr>
         <p2:rFonts p2:ascii="Courier New" p2:hAnsi="Courier New"/>
@@ -811,7 +811,7 @@
       <p2:lvlText p2:val=""/>
       <p2:lvlJc p2:val="left"/>
       <p2:pPr>
-        <p2:ind p2:left="2160" p2:hanging="180"/>
+        <p2:ind p2:left="4320" p2:hanging="240"/>
       </p2:pPr>
       <p2:rPr>
         <p2:rFonts p2:ascii="Wingdings" p2:hAnsi="Wingdings"/>
@@ -826,7 +826,7 @@
       <p2:lvlText p2:val="%1."/>
       <p2:lvlJc p2:val="left"/>
       <p2:pPr>
-        <p2:ind p2:left="240" p2:hanging="180"/>
+        <p2:ind p2:left="480" p2:hanging="240"/>
       </p2:pPr>
     </p2:lvl>
     <p2:lvl p2:ilvl="1">
@@ -835,7 +835,7 @@
       <p2:lvlText p2:val="%2."/>
       <p2:lvlJc p2:val="left"/>
       <p2:pPr>
-        <p2:ind p2:left="480" p2:hanging="180"/>
+        <p2:ind p2:left="960" p2:hanging="240"/>
       </p2:pPr>
     </p2:lvl>
     <p2:lvl p2:ilvl="2">
@@ -844,7 +844,7 @@
       <p2:lvlText p2:val="%3."/>
       <p2:lvlJc p2:val="left"/>
       <p2:pPr>
-        <p2:ind p2:left="720" p2:hanging="180"/>
+        <p2:ind p2:left="1440" p2:hanging="240"/>
       </p2:pPr>
     </p2:lvl>
     <p2:lvl p2:ilvl="3">
@@ -853,7 +853,7 @@
       <p2:lvlText p2:val="%4."/>
       <p2:lvlJc p2:val="left"/>
       <p2:pPr>
-        <p2:ind p2:left="960" p2:hanging="180"/>
+        <p2:ind p2:left="1920" p2:hanging="240"/>
       </p2:pPr>
     </p2:lvl>
     <p2:lvl p2:ilvl="4">
@@ -862,7 +862,7 @@
       <p2:lvlText p2:val="%5."/>
       <p2:lvlJc p2:val="left"/>
       <p2:pPr>
-        <p2:ind p2:left="1200" p2:hanging="180"/>
+        <p2:ind p2:left="2400" p2:hanging="240"/>
       </p2:pPr>
     </p2:lvl>
     <p2:lvl p2:ilvl="5">
@@ -871,7 +871,7 @@
       <p2:lvlText p2:val="%6."/>
       <p2:lvlJc p2:val="left"/>
       <p2:pPr>
-        <p2:ind p2:left="1440" p2:hanging="180"/>
+        <p2:ind p2:left="2880" p2:hanging="240"/>
       </p2:pPr>
     </p2:lvl>
     <p2:lvl p2:ilvl="6">
@@ -880,7 +880,7 @@
       <p2:lvlText p2:val="%7."/>
       <p2:lvlJc p2:val="left"/>
       <p2:pPr>
-        <p2:ind p2:left="1680" p2:hanging="180"/>
+        <p2:ind p2:left="3360" p2:hanging="240"/>
       </p2:pPr>
     </p2:lvl>
     <p2:lvl p2:ilvl="7">
@@ -889,7 +889,7 @@
       <p2:lvlText p2:val="%8."/>
       <p2:lvlJc p2:val="left"/>
       <p2:pPr>
-        <p2:ind p2:left="1920" p2:hanging="180"/>
+        <p2:ind p2:left="3840" p2:hanging="240"/>
       </p2:pPr>
     </p2:lvl>
     <p2:lvl p2:ilvl="8">
@@ -898,7 +898,7 @@
       <p2:lvlText p2:val="%9."/>
       <p2:lvlJc p2:val="left"/>
       <p2:pPr>
-        <p2:ind p2:left="2160" p2:hanging="180"/>
+        <p2:ind p2:left="4320" p2:hanging="240"/>
       </p2:pPr>
     </p2:lvl>
   </abstractNum>
@@ -910,7 +910,7 @@
       <p2:lvlText p2:val="%1."/>
       <p2:lvlJc p2:val="left"/>
       <p2:pPr>
-        <p2:ind p2:left="240" p2:hanging="180"/>
+        <p2:ind p2:left="480" p2:hanging="240"/>
       </p2:pPr>
     </p2:lvl>
     <p2:lvl p2:ilvl="1">
@@ -919,7 +919,7 @@
       <p2:lvlText p2:val="%2."/>
       <p2:lvlJc p2:val="left"/>
       <p2:pPr>
-        <p2:ind p2:left="480" p2:hanging="180"/>
+        <p2:ind p2:left="960" p2:hanging="240"/>
       </p2:pPr>
     </p2:lvl>
     <p2:lvl p2:ilvl="2">
@@ -928,7 +928,7 @@
       <p2:lvlText p2:val="%3."/>
       <p2:lvlJc p2:val="left"/>
       <p2:pPr>
-        <p2:ind p2:left="720" p2:hanging="180"/>
+        <p2:ind p2:left="1440" p2:hanging="240"/>
       </p2:pPr>
     </p2:lvl>
     <p2:lvl p2:ilvl="3">
@@ -937,7 +937,7 @@
       <p2:lvlText p2:val="%4."/>
       <p2:lvlJc p2:val="left"/>
       <p2:pPr>
-        <p2:ind p2:left="960" p2:hanging="180"/>
+        <p2:ind p2:left="1920" p2:hanging="240"/>
       </p2:pPr>
     </p2:lvl>
     <p2:lvl p2:ilvl="4">
@@ -946,7 +946,7 @@
       <p2:lvlText p2:val="%5."/>
       <p2:lvlJc p2:val="left"/>
       <p2:pPr>
-        <p2:ind p2:left="1200" p2:hanging="180"/>
+        <p2:ind p2:left="2400" p2:hanging="240"/>
       </p2:pPr>
     </p2:lvl>
     <p2:lvl p2:ilvl="5">
@@ -955,7 +955,7 @@
       <p2:lvlText p2:val="%6."/>
       <p2:lvlJc p2:val="left"/>
       <p2:pPr>
-        <p2:ind p2:left="1440" p2:hanging="180"/>
+        <p2:ind p2:left="2880" p2:hanging="240"/>
       </p2:pPr>
     </p2:lvl>
     <p2:lvl p2:ilvl="6">
@@ -964,7 +964,7 @@
       <p2:lvlText p2:val="%7."/>
       <p2:lvlJc p2:val="left"/>
       <p2:pPr>
-        <p2:ind p2:left="1680" p2:hanging="180"/>
+        <p2:ind p2:left="3360" p2:hanging="240"/>
       </p2:pPr>
     </p2:lvl>
     <p2:lvl p2:ilvl="7">
@@ -973,7 +973,7 @@
       <p2:lvlText p2:val="%8."/>
       <p2:lvlJc p2:val="left"/>
       <p2:pPr>
-        <p2:ind p2:left="1920" p2:hanging="180"/>
+        <p2:ind p2:left="3840" p2:hanging="240"/>
       </p2:pPr>
     </p2:lvl>
     <p2:lvl p2:ilvl="8">
@@ -982,7 +982,7 @@
       <p2:lvlText p2:val="%9."/>
       <p2:lvlJc p2:val="left"/>
       <p2:pPr>
-        <p2:ind p2:left="2160" p2:hanging="180"/>
+        <p2:ind p2:left="4320" p2:hanging="240"/>
       </p2:pPr>
     </p2:lvl>
   </abstractNum>
